--- a/Knowledge/3-Work knowledge/1-Software Engineering/2-Testing/5-My Source/1-ISTQB Foundation Level/4-Dynamic Testing/2-5-Acceptance Testing.docx
+++ b/Knowledge/3-Work knowledge/1-Software Engineering/2-Testing/5-My Source/1-ISTQB Foundation Level/4-Dynamic Testing/2-5-Acceptance Testing.docx
@@ -31,51 +31,77 @@
       </w:pPr>
       <w:r>
         <w:rPr>
-          <w:b/>
-          <w:shd w:val="clear" w:color="auto" w:fill="B7B7B7"/>
-        </w:rPr>
-        <w:t># Source</w:t>
-      </w:r>
-      <w:r>
-        <w:rPr>
-          <w:shd w:val="clear" w:color="auto" w:fill="B7B7B7"/>
-        </w:rPr>
-        <w:t xml:space="preserve">: </w:t>
-      </w:r>
-      <w:r>
-        <w:rPr>
-          <w:b/>
-          <w:shd w:val="clear" w:color="auto" w:fill="B7B7B7"/>
-        </w:rPr>
-        <w:t xml:space="preserve">Chatgpt </w:t>
-      </w:r>
-      <w:r>
-        <w:rPr>
-          <w:b/>
-          <w:sz w:val="14"/>
-          <w:szCs w:val="14"/>
-          <w:shd w:val="clear" w:color="auto" w:fill="B7B7B7"/>
-        </w:rPr>
-        <w:t>(GPT</w:t>
-      </w:r>
-      <w:r>
-        <w:rPr>
-          <w:rFonts w:ascii="Cambria Math" w:hAnsi="Cambria Math" w:cs="Cambria Math"/>
-          <w:b/>
-          <w:sz w:val="14"/>
-          <w:szCs w:val="14"/>
-          <w:shd w:val="clear" w:color="auto" w:fill="B7B7B7"/>
+          <w:rFonts w:ascii="Arial" w:eastAsia="Arial" w:hAnsi="Arial" w:cs="Arial"/>
+          <w:b/>
+          <w:color w:val="000000"/>
+          <w:sz w:val="18"/>
+          <w:highlight w:val="lightGray"/>
+        </w:rPr>
+        <w:t># Source: AI Source: Provided by: [Data Path</w:t>
+      </w:r>
+      <w:r>
+        <w:rPr>
+          <w:rFonts w:ascii="Arial" w:eastAsia="Arial" w:hAnsi="Arial" w:cs="Arial"/>
+          <w:color w:val="000000"/>
+          <w:sz w:val="18"/>
+          <w:highlight w:val="lightGray"/>
+        </w:rPr>
+        <w:t xml:space="preserve">: Persons Table -&gt; ID Column: 1, Name_En Column: Motasem Essam] -&gt; </w:t>
+      </w:r>
+      <w:r>
+        <w:rPr>
+          <w:rFonts w:ascii="Arial" w:eastAsia="Arial" w:hAnsi="Arial" w:cs="Arial"/>
+          <w:b/>
+          <w:color w:val="000000"/>
+          <w:sz w:val="18"/>
+          <w:highlight w:val="lightGray"/>
+        </w:rPr>
+        <w:t>From:</w:t>
+      </w:r>
+      <w:r>
+        <w:rPr>
+          <w:rFonts w:ascii="Arial" w:eastAsia="Arial" w:hAnsi="Arial" w:cs="Arial"/>
+          <w:color w:val="000000"/>
+          <w:sz w:val="18"/>
+          <w:highlight w:val="lightGray"/>
+        </w:rPr>
+        <w:t xml:space="preserve"> [Chatgpt (GPT</w:t>
+      </w:r>
+      <w:r>
+        <w:rPr>
+          <w:rFonts w:ascii="Arial" w:eastAsia="Arial" w:hAnsi="Arial" w:cs="Cambria Math"/>
+          <w:color w:val="000000"/>
+          <w:sz w:val="18"/>
+          <w:highlight w:val="lightGray"/>
         </w:rPr>
         <w:t>‑</w:t>
       </w:r>
       <w:r>
         <w:rPr>
-          <w:b/>
-          <w:sz w:val="14"/>
-          <w:szCs w:val="14"/>
-          <w:shd w:val="clear" w:color="auto" w:fill="B7B7B7"/>
-        </w:rPr>
-        <w:t>5 Mini) at [8/22/2025]</w:t>
+          <w:rFonts w:ascii="Arial" w:eastAsia="Arial" w:hAnsi="Arial" w:cs="Arial"/>
+          <w:color w:val="000000"/>
+          <w:sz w:val="18"/>
+          <w:highlight w:val="lightGray"/>
+        </w:rPr>
+        <w:t xml:space="preserve">5 Mini)] </w:t>
+      </w:r>
+      <w:r>
+        <w:rPr>
+          <w:rFonts w:ascii="Arial" w:eastAsia="Arial" w:hAnsi="Arial" w:cs="Arial"/>
+          <w:b/>
+          <w:color w:val="000000"/>
+          <w:sz w:val="18"/>
+          <w:highlight w:val="lightGray"/>
+        </w:rPr>
+        <w:t>on</w:t>
+      </w:r>
+      <w:r>
+        <w:rPr>
+          <w:rFonts w:ascii="Arial" w:eastAsia="Arial" w:hAnsi="Arial"/>
+          <w:sz w:val="18"/>
+          <w:highlight w:val="lightGray"/>
+        </w:rPr>
+        <w:t xml:space="preserve"> [8/22/2025]</w:t>
       </w:r>
     </w:p>
     <w:p>
@@ -144,7 +170,7 @@
           <w:ilvl w:val="0"/>
           <w:numId w:val="5"/>
         </w:numPr>
-        <w:spacing w:before="240"/>
+        <w:spacing w:before="240" w:after="0" w:line="276" w:lineRule="auto"/>
       </w:pPr>
       <w:r>
         <w:rPr>
@@ -178,7 +204,7 @@
           <w:ilvl w:val="0"/>
           <w:numId w:val="5"/>
         </w:numPr>
-        <w:spacing w:after="240"/>
+        <w:spacing w:after="240" w:line="276" w:lineRule="auto"/>
       </w:pPr>
       <w:r>
         <w:rPr>
@@ -203,7 +229,7 @@
     </w:p>
     <w:p>
       <w:r>
-        <w:pict w14:anchorId="02E928BB">
+        <w:pict w14:anchorId="5EB0B951">
           <v:rect id="_x0000_i1025" style="width:0;height:1.5pt" o:hralign="center" o:hrstd="t" o:hr="t" fillcolor="#a0a0a0" stroked="f"/>
         </w:pict>
       </w:r>
@@ -227,51 +253,77 @@
       </w:pPr>
       <w:r>
         <w:rPr>
-          <w:b/>
-          <w:shd w:val="clear" w:color="auto" w:fill="B7B7B7"/>
-        </w:rPr>
-        <w:t># Source</w:t>
-      </w:r>
-      <w:r>
-        <w:rPr>
-          <w:shd w:val="clear" w:color="auto" w:fill="B7B7B7"/>
-        </w:rPr>
-        <w:t xml:space="preserve">: </w:t>
-      </w:r>
-      <w:r>
-        <w:rPr>
-          <w:b/>
-          <w:shd w:val="clear" w:color="auto" w:fill="B7B7B7"/>
-        </w:rPr>
-        <w:t xml:space="preserve">Chatgpt </w:t>
-      </w:r>
-      <w:r>
-        <w:rPr>
-          <w:b/>
-          <w:sz w:val="14"/>
-          <w:szCs w:val="14"/>
-          <w:shd w:val="clear" w:color="auto" w:fill="B7B7B7"/>
-        </w:rPr>
-        <w:t>(GPT</w:t>
-      </w:r>
-      <w:r>
-        <w:rPr>
-          <w:rFonts w:ascii="Cambria Math" w:hAnsi="Cambria Math" w:cs="Cambria Math"/>
-          <w:b/>
-          <w:sz w:val="14"/>
-          <w:szCs w:val="14"/>
-          <w:shd w:val="clear" w:color="auto" w:fill="B7B7B7"/>
+          <w:rFonts w:ascii="Arial" w:eastAsia="Arial" w:hAnsi="Arial" w:cs="Arial"/>
+          <w:b/>
+          <w:color w:val="000000"/>
+          <w:sz w:val="18"/>
+          <w:highlight w:val="lightGray"/>
+        </w:rPr>
+        <w:t># Source: AI Source: Provided by: [Data Path</w:t>
+      </w:r>
+      <w:r>
+        <w:rPr>
+          <w:rFonts w:ascii="Arial" w:eastAsia="Arial" w:hAnsi="Arial" w:cs="Arial"/>
+          <w:color w:val="000000"/>
+          <w:sz w:val="18"/>
+          <w:highlight w:val="lightGray"/>
+        </w:rPr>
+        <w:t xml:space="preserve">: Persons Table -&gt; ID Column: 1, Name_En Column: Motasem Essam] -&gt; </w:t>
+      </w:r>
+      <w:r>
+        <w:rPr>
+          <w:rFonts w:ascii="Arial" w:eastAsia="Arial" w:hAnsi="Arial" w:cs="Arial"/>
+          <w:b/>
+          <w:color w:val="000000"/>
+          <w:sz w:val="18"/>
+          <w:highlight w:val="lightGray"/>
+        </w:rPr>
+        <w:t>From:</w:t>
+      </w:r>
+      <w:r>
+        <w:rPr>
+          <w:rFonts w:ascii="Arial" w:eastAsia="Arial" w:hAnsi="Arial" w:cs="Arial"/>
+          <w:color w:val="000000"/>
+          <w:sz w:val="18"/>
+          <w:highlight w:val="lightGray"/>
+        </w:rPr>
+        <w:t xml:space="preserve"> [Chatgpt (GPT</w:t>
+      </w:r>
+      <w:r>
+        <w:rPr>
+          <w:rFonts w:ascii="Arial" w:eastAsia="Arial" w:hAnsi="Arial" w:cs="Cambria Math"/>
+          <w:color w:val="000000"/>
+          <w:sz w:val="18"/>
+          <w:highlight w:val="lightGray"/>
         </w:rPr>
         <w:t>‑</w:t>
       </w:r>
       <w:r>
         <w:rPr>
-          <w:b/>
-          <w:sz w:val="14"/>
-          <w:szCs w:val="14"/>
-          <w:shd w:val="clear" w:color="auto" w:fill="B7B7B7"/>
-        </w:rPr>
-        <w:t>5 Mini) at [8/22/2025]</w:t>
+          <w:rFonts w:ascii="Arial" w:eastAsia="Arial" w:hAnsi="Arial" w:cs="Arial"/>
+          <w:color w:val="000000"/>
+          <w:sz w:val="18"/>
+          <w:highlight w:val="lightGray"/>
+        </w:rPr>
+        <w:t xml:space="preserve">5 Mini)] </w:t>
+      </w:r>
+      <w:r>
+        <w:rPr>
+          <w:rFonts w:ascii="Arial" w:eastAsia="Arial" w:hAnsi="Arial" w:cs="Arial"/>
+          <w:b/>
+          <w:color w:val="000000"/>
+          <w:sz w:val="18"/>
+          <w:highlight w:val="lightGray"/>
+        </w:rPr>
+        <w:t>on</w:t>
+      </w:r>
+      <w:r>
+        <w:rPr>
+          <w:rFonts w:ascii="Arial" w:eastAsia="Arial" w:hAnsi="Arial"/>
+          <w:sz w:val="18"/>
+          <w:highlight w:val="lightGray"/>
+        </w:rPr>
+        <w:t xml:space="preserve"> [8/22/2025]</w:t>
       </w:r>
     </w:p>
     <w:p>
@@ -280,7 +332,7 @@
           <w:ilvl w:val="0"/>
           <w:numId w:val="2"/>
         </w:numPr>
-        <w:spacing w:before="240"/>
+        <w:spacing w:before="240" w:after="0" w:line="276" w:lineRule="auto"/>
       </w:pPr>
       <w:r>
         <w:rPr>
@@ -314,6 +366,7 @@
           <w:ilvl w:val="0"/>
           <w:numId w:val="2"/>
         </w:numPr>
+        <w:spacing w:after="0" w:line="276" w:lineRule="auto"/>
       </w:pPr>
       <w:r>
         <w:rPr>
@@ -347,6 +400,7 @@
           <w:ilvl w:val="0"/>
           <w:numId w:val="2"/>
         </w:numPr>
+        <w:spacing w:after="0" w:line="276" w:lineRule="auto"/>
       </w:pPr>
       <w:r>
         <w:rPr>
@@ -380,6 +434,7 @@
           <w:ilvl w:val="0"/>
           <w:numId w:val="2"/>
         </w:numPr>
+        <w:spacing w:after="0" w:line="276" w:lineRule="auto"/>
       </w:pPr>
       <w:r>
         <w:rPr>
@@ -413,7 +468,7 @@
           <w:ilvl w:val="0"/>
           <w:numId w:val="2"/>
         </w:numPr>
-        <w:spacing w:after="240"/>
+        <w:spacing w:after="240" w:line="276" w:lineRule="auto"/>
       </w:pPr>
       <w:r>
         <w:rPr>
@@ -453,7 +508,7 @@
     </w:p>
     <w:p>
       <w:r>
-        <w:pict w14:anchorId="45CC2F50">
+        <w:pict w14:anchorId="3CC2350A">
           <v:rect id="_x0000_i1026" style="width:0;height:1.5pt" o:hralign="center" o:hrstd="t" o:hr="t" fillcolor="#a0a0a0" stroked="f"/>
         </w:pict>
       </w:r>
@@ -477,51 +532,77 @@
       </w:pPr>
       <w:r>
         <w:rPr>
-          <w:b/>
-          <w:shd w:val="clear" w:color="auto" w:fill="B7B7B7"/>
-        </w:rPr>
-        <w:t># Source</w:t>
-      </w:r>
-      <w:r>
-        <w:rPr>
-          <w:shd w:val="clear" w:color="auto" w:fill="B7B7B7"/>
-        </w:rPr>
-        <w:t xml:space="preserve">: </w:t>
-      </w:r>
-      <w:r>
-        <w:rPr>
-          <w:b/>
-          <w:shd w:val="clear" w:color="auto" w:fill="B7B7B7"/>
-        </w:rPr>
-        <w:t xml:space="preserve">Chatgpt </w:t>
-      </w:r>
-      <w:r>
-        <w:rPr>
-          <w:b/>
-          <w:sz w:val="14"/>
-          <w:szCs w:val="14"/>
-          <w:shd w:val="clear" w:color="auto" w:fill="B7B7B7"/>
-        </w:rPr>
-        <w:t>(GPT</w:t>
-      </w:r>
-      <w:r>
-        <w:rPr>
-          <w:rFonts w:ascii="Cambria Math" w:hAnsi="Cambria Math" w:cs="Cambria Math"/>
-          <w:b/>
-          <w:sz w:val="14"/>
-          <w:szCs w:val="14"/>
-          <w:shd w:val="clear" w:color="auto" w:fill="B7B7B7"/>
+          <w:rFonts w:ascii="Arial" w:eastAsia="Arial" w:hAnsi="Arial" w:cs="Arial"/>
+          <w:b/>
+          <w:color w:val="000000"/>
+          <w:sz w:val="18"/>
+          <w:highlight w:val="lightGray"/>
+        </w:rPr>
+        <w:t># Source: AI Source: Provided by: [Data Path</w:t>
+      </w:r>
+      <w:r>
+        <w:rPr>
+          <w:rFonts w:ascii="Arial" w:eastAsia="Arial" w:hAnsi="Arial" w:cs="Arial"/>
+          <w:color w:val="000000"/>
+          <w:sz w:val="18"/>
+          <w:highlight w:val="lightGray"/>
+        </w:rPr>
+        <w:t xml:space="preserve">: Persons Table -&gt; ID Column: 1, Name_En Column: Motasem Essam] -&gt; </w:t>
+      </w:r>
+      <w:r>
+        <w:rPr>
+          <w:rFonts w:ascii="Arial" w:eastAsia="Arial" w:hAnsi="Arial" w:cs="Arial"/>
+          <w:b/>
+          <w:color w:val="000000"/>
+          <w:sz w:val="18"/>
+          <w:highlight w:val="lightGray"/>
+        </w:rPr>
+        <w:t>From:</w:t>
+      </w:r>
+      <w:r>
+        <w:rPr>
+          <w:rFonts w:ascii="Arial" w:eastAsia="Arial" w:hAnsi="Arial" w:cs="Arial"/>
+          <w:color w:val="000000"/>
+          <w:sz w:val="18"/>
+          <w:highlight w:val="lightGray"/>
+        </w:rPr>
+        <w:t xml:space="preserve"> [Chatgpt (GPT</w:t>
+      </w:r>
+      <w:r>
+        <w:rPr>
+          <w:rFonts w:ascii="Arial" w:eastAsia="Arial" w:hAnsi="Arial" w:cs="Cambria Math"/>
+          <w:color w:val="000000"/>
+          <w:sz w:val="18"/>
+          <w:highlight w:val="lightGray"/>
         </w:rPr>
         <w:t>‑</w:t>
       </w:r>
       <w:r>
         <w:rPr>
-          <w:b/>
-          <w:sz w:val="14"/>
-          <w:szCs w:val="14"/>
-          <w:shd w:val="clear" w:color="auto" w:fill="B7B7B7"/>
-        </w:rPr>
-        <w:t>5 Mini) at [8/22/2025]</w:t>
+          <w:rFonts w:ascii="Arial" w:eastAsia="Arial" w:hAnsi="Arial" w:cs="Arial"/>
+          <w:color w:val="000000"/>
+          <w:sz w:val="18"/>
+          <w:highlight w:val="lightGray"/>
+        </w:rPr>
+        <w:t xml:space="preserve">5 Mini)] </w:t>
+      </w:r>
+      <w:r>
+        <w:rPr>
+          <w:rFonts w:ascii="Arial" w:eastAsia="Arial" w:hAnsi="Arial" w:cs="Arial"/>
+          <w:b/>
+          <w:color w:val="000000"/>
+          <w:sz w:val="18"/>
+          <w:highlight w:val="lightGray"/>
+        </w:rPr>
+        <w:t>on</w:t>
+      </w:r>
+      <w:r>
+        <w:rPr>
+          <w:rFonts w:ascii="Arial" w:eastAsia="Arial" w:hAnsi="Arial"/>
+          <w:sz w:val="18"/>
+          <w:highlight w:val="lightGray"/>
+        </w:rPr>
+        <w:t xml:space="preserve"> [8/22/2025]</w:t>
       </w:r>
     </w:p>
     <w:p>
@@ -530,13 +611,12 @@
           <w:ilvl w:val="0"/>
           <w:numId w:val="4"/>
         </w:numPr>
-        <w:spacing w:before="240"/>
-      </w:pPr>
-      <w:r>
-        <w:rPr>
-          <w:rFonts w:ascii="Roboto Mono" w:eastAsia="Roboto Mono" w:hAnsi="Roboto Mono" w:cs="Roboto Mono"/>
-        </w:rPr>
-        <w:lastRenderedPageBreak/>
+        <w:spacing w:before="240" w:after="0" w:line="276" w:lineRule="auto"/>
+      </w:pPr>
+      <w:r>
+        <w:rPr>
+          <w:rFonts w:ascii="Roboto Mono" w:eastAsia="Roboto Mono" w:hAnsi="Roboto Mono" w:cs="Roboto Mono"/>
+        </w:rPr>
         <w:t xml:space="preserve">Verify that the system is </w:t>
       </w:r>
       <w:r>
@@ -565,6 +645,7 @@
           <w:ilvl w:val="0"/>
           <w:numId w:val="4"/>
         </w:numPr>
+        <w:spacing w:after="0" w:line="276" w:lineRule="auto"/>
       </w:pPr>
       <w:r>
         <w:rPr>
@@ -598,6 +679,7 @@
           <w:ilvl w:val="0"/>
           <w:numId w:val="4"/>
         </w:numPr>
+        <w:spacing w:after="0" w:line="276" w:lineRule="auto"/>
       </w:pPr>
       <w:r>
         <w:rPr>
@@ -631,7 +713,7 @@
           <w:ilvl w:val="0"/>
           <w:numId w:val="4"/>
         </w:numPr>
-        <w:spacing w:after="240"/>
+        <w:spacing w:after="240" w:line="276" w:lineRule="auto"/>
         <w:rPr>
           <w:rFonts w:ascii="Roboto Mono" w:eastAsia="Roboto Mono" w:hAnsi="Roboto Mono" w:cs="Roboto Mono"/>
         </w:rPr>
@@ -651,7 +733,7 @@
     </w:p>
     <w:p>
       <w:r>
-        <w:pict w14:anchorId="453FFA0D">
+        <w:pict w14:anchorId="01798798">
           <v:rect id="_x0000_i1027" style="width:0;height:1.5pt" o:hralign="center" o:hrstd="t" o:hr="t" fillcolor="#a0a0a0" stroked="f"/>
         </w:pict>
       </w:r>
@@ -675,51 +757,77 @@
       </w:pPr>
       <w:r>
         <w:rPr>
-          <w:b/>
-          <w:shd w:val="clear" w:color="auto" w:fill="B7B7B7"/>
-        </w:rPr>
-        <w:t># Source</w:t>
-      </w:r>
-      <w:r>
-        <w:rPr>
-          <w:shd w:val="clear" w:color="auto" w:fill="B7B7B7"/>
-        </w:rPr>
-        <w:t xml:space="preserve">: </w:t>
-      </w:r>
-      <w:r>
-        <w:rPr>
-          <w:b/>
-          <w:shd w:val="clear" w:color="auto" w:fill="B7B7B7"/>
-        </w:rPr>
-        <w:t xml:space="preserve">Chatgpt </w:t>
-      </w:r>
-      <w:r>
-        <w:rPr>
-          <w:b/>
-          <w:sz w:val="14"/>
-          <w:szCs w:val="14"/>
-          <w:shd w:val="clear" w:color="auto" w:fill="B7B7B7"/>
-        </w:rPr>
-        <w:t>(GPT</w:t>
-      </w:r>
-      <w:r>
-        <w:rPr>
-          <w:rFonts w:ascii="Cambria Math" w:hAnsi="Cambria Math" w:cs="Cambria Math"/>
-          <w:b/>
-          <w:sz w:val="14"/>
-          <w:szCs w:val="14"/>
-          <w:shd w:val="clear" w:color="auto" w:fill="B7B7B7"/>
+          <w:rFonts w:ascii="Arial" w:eastAsia="Arial" w:hAnsi="Arial" w:cs="Arial"/>
+          <w:b/>
+          <w:color w:val="000000"/>
+          <w:sz w:val="18"/>
+          <w:highlight w:val="lightGray"/>
+        </w:rPr>
+        <w:t># Source: AI Source: Provided by: [Data Path</w:t>
+      </w:r>
+      <w:r>
+        <w:rPr>
+          <w:rFonts w:ascii="Arial" w:eastAsia="Arial" w:hAnsi="Arial" w:cs="Arial"/>
+          <w:color w:val="000000"/>
+          <w:sz w:val="18"/>
+          <w:highlight w:val="lightGray"/>
+        </w:rPr>
+        <w:t xml:space="preserve">: Persons Table -&gt; ID Column: 1, Name_En Column: Motasem Essam] -&gt; </w:t>
+      </w:r>
+      <w:r>
+        <w:rPr>
+          <w:rFonts w:ascii="Arial" w:eastAsia="Arial" w:hAnsi="Arial" w:cs="Arial"/>
+          <w:b/>
+          <w:color w:val="000000"/>
+          <w:sz w:val="18"/>
+          <w:highlight w:val="lightGray"/>
+        </w:rPr>
+        <w:t>From:</w:t>
+      </w:r>
+      <w:r>
+        <w:rPr>
+          <w:rFonts w:ascii="Arial" w:eastAsia="Arial" w:hAnsi="Arial" w:cs="Arial"/>
+          <w:color w:val="000000"/>
+          <w:sz w:val="18"/>
+          <w:highlight w:val="lightGray"/>
+        </w:rPr>
+        <w:t xml:space="preserve"> [Chatgpt (GPT</w:t>
+      </w:r>
+      <w:r>
+        <w:rPr>
+          <w:rFonts w:ascii="Arial" w:eastAsia="Arial" w:hAnsi="Arial" w:cs="Cambria Math"/>
+          <w:color w:val="000000"/>
+          <w:sz w:val="18"/>
+          <w:highlight w:val="lightGray"/>
         </w:rPr>
         <w:t>‑</w:t>
       </w:r>
       <w:r>
         <w:rPr>
-          <w:b/>
-          <w:sz w:val="14"/>
-          <w:szCs w:val="14"/>
-          <w:shd w:val="clear" w:color="auto" w:fill="B7B7B7"/>
-        </w:rPr>
-        <w:t>5 Mini) at [8/22/2025]</w:t>
+          <w:rFonts w:ascii="Arial" w:eastAsia="Arial" w:hAnsi="Arial" w:cs="Arial"/>
+          <w:color w:val="000000"/>
+          <w:sz w:val="18"/>
+          <w:highlight w:val="lightGray"/>
+        </w:rPr>
+        <w:t xml:space="preserve">5 Mini)] </w:t>
+      </w:r>
+      <w:r>
+        <w:rPr>
+          <w:rFonts w:ascii="Arial" w:eastAsia="Arial" w:hAnsi="Arial" w:cs="Arial"/>
+          <w:b/>
+          <w:color w:val="000000"/>
+          <w:sz w:val="18"/>
+          <w:highlight w:val="lightGray"/>
+        </w:rPr>
+        <w:t>on</w:t>
+      </w:r>
+      <w:r>
+        <w:rPr>
+          <w:rFonts w:ascii="Arial" w:eastAsia="Arial" w:hAnsi="Arial"/>
+          <w:sz w:val="18"/>
+          <w:highlight w:val="lightGray"/>
+        </w:rPr>
+        <w:t xml:space="preserve"> [8/22/2025]</w:t>
       </w:r>
     </w:p>
     <w:p>
@@ -755,7 +863,7 @@
           <w:ilvl w:val="0"/>
           <w:numId w:val="3"/>
         </w:numPr>
-        <w:spacing w:before="240"/>
+        <w:spacing w:before="240" w:after="0" w:line="276" w:lineRule="auto"/>
         <w:rPr>
           <w:rFonts w:ascii="Roboto Mono" w:eastAsia="Roboto Mono" w:hAnsi="Roboto Mono" w:cs="Roboto Mono"/>
         </w:rPr>
@@ -779,6 +887,7 @@
           <w:ilvl w:val="0"/>
           <w:numId w:val="3"/>
         </w:numPr>
+        <w:spacing w:after="0" w:line="276" w:lineRule="auto"/>
         <w:rPr>
           <w:rFonts w:ascii="Roboto Mono" w:eastAsia="Roboto Mono" w:hAnsi="Roboto Mono" w:cs="Roboto Mono"/>
         </w:rPr>
@@ -802,6 +911,7 @@
           <w:ilvl w:val="0"/>
           <w:numId w:val="3"/>
         </w:numPr>
+        <w:spacing w:after="0" w:line="276" w:lineRule="auto"/>
         <w:rPr>
           <w:rFonts w:ascii="Roboto Mono" w:eastAsia="Roboto Mono" w:hAnsi="Roboto Mono" w:cs="Roboto Mono"/>
         </w:rPr>
@@ -825,6 +935,7 @@
           <w:ilvl w:val="0"/>
           <w:numId w:val="3"/>
         </w:numPr>
+        <w:spacing w:after="0" w:line="276" w:lineRule="auto"/>
       </w:pPr>
       <w:r>
         <w:rPr>
@@ -858,7 +969,7 @@
           <w:ilvl w:val="0"/>
           <w:numId w:val="3"/>
         </w:numPr>
-        <w:spacing w:after="240"/>
+        <w:spacing w:after="240" w:line="276" w:lineRule="auto"/>
         <w:rPr>
           <w:rFonts w:ascii="Roboto Mono" w:eastAsia="Roboto Mono" w:hAnsi="Roboto Mono" w:cs="Roboto Mono"/>
         </w:rPr>
@@ -905,7 +1016,7 @@
     </w:p>
     <w:p>
       <w:r>
-        <w:pict w14:anchorId="42689FB0">
+        <w:pict w14:anchorId="2E538638">
           <v:rect id="_x0000_i1028" style="width:0;height:1.5pt" o:hralign="center" o:hrstd="t" o:hr="t" fillcolor="#a0a0a0" stroked="f"/>
         </w:pict>
       </w:r>
@@ -929,51 +1040,77 @@
       </w:pPr>
       <w:r>
         <w:rPr>
-          <w:b/>
-          <w:shd w:val="clear" w:color="auto" w:fill="B7B7B7"/>
-        </w:rPr>
-        <w:t># Source</w:t>
-      </w:r>
-      <w:r>
-        <w:rPr>
-          <w:shd w:val="clear" w:color="auto" w:fill="B7B7B7"/>
-        </w:rPr>
-        <w:t xml:space="preserve">: </w:t>
-      </w:r>
-      <w:r>
-        <w:rPr>
-          <w:b/>
-          <w:shd w:val="clear" w:color="auto" w:fill="B7B7B7"/>
-        </w:rPr>
-        <w:t xml:space="preserve">Chatgpt </w:t>
-      </w:r>
-      <w:r>
-        <w:rPr>
-          <w:b/>
-          <w:sz w:val="14"/>
-          <w:szCs w:val="14"/>
-          <w:shd w:val="clear" w:color="auto" w:fill="B7B7B7"/>
-        </w:rPr>
-        <w:t>(GPT</w:t>
-      </w:r>
-      <w:r>
-        <w:rPr>
-          <w:rFonts w:ascii="Cambria Math" w:hAnsi="Cambria Math" w:cs="Cambria Math"/>
-          <w:b/>
-          <w:sz w:val="14"/>
-          <w:szCs w:val="14"/>
-          <w:shd w:val="clear" w:color="auto" w:fill="B7B7B7"/>
+          <w:rFonts w:ascii="Arial" w:eastAsia="Arial" w:hAnsi="Arial" w:cs="Arial"/>
+          <w:b/>
+          <w:color w:val="000000"/>
+          <w:sz w:val="18"/>
+          <w:highlight w:val="lightGray"/>
+        </w:rPr>
+        <w:t># Source: AI Source: Provided by: [Data Path</w:t>
+      </w:r>
+      <w:r>
+        <w:rPr>
+          <w:rFonts w:ascii="Arial" w:eastAsia="Arial" w:hAnsi="Arial" w:cs="Arial"/>
+          <w:color w:val="000000"/>
+          <w:sz w:val="18"/>
+          <w:highlight w:val="lightGray"/>
+        </w:rPr>
+        <w:t xml:space="preserve">: Persons Table -&gt; ID Column: 1, Name_En Column: Motasem Essam] -&gt; </w:t>
+      </w:r>
+      <w:r>
+        <w:rPr>
+          <w:rFonts w:ascii="Arial" w:eastAsia="Arial" w:hAnsi="Arial" w:cs="Arial"/>
+          <w:b/>
+          <w:color w:val="000000"/>
+          <w:sz w:val="18"/>
+          <w:highlight w:val="lightGray"/>
+        </w:rPr>
+        <w:t>From:</w:t>
+      </w:r>
+      <w:r>
+        <w:rPr>
+          <w:rFonts w:ascii="Arial" w:eastAsia="Arial" w:hAnsi="Arial" w:cs="Arial"/>
+          <w:color w:val="000000"/>
+          <w:sz w:val="18"/>
+          <w:highlight w:val="lightGray"/>
+        </w:rPr>
+        <w:t xml:space="preserve"> [Chatgpt (GPT</w:t>
+      </w:r>
+      <w:r>
+        <w:rPr>
+          <w:rFonts w:ascii="Arial" w:eastAsia="Arial" w:hAnsi="Arial" w:cs="Cambria Math"/>
+          <w:color w:val="000000"/>
+          <w:sz w:val="18"/>
+          <w:highlight w:val="lightGray"/>
         </w:rPr>
         <w:t>‑</w:t>
       </w:r>
       <w:r>
         <w:rPr>
-          <w:b/>
-          <w:sz w:val="14"/>
-          <w:szCs w:val="14"/>
-          <w:shd w:val="clear" w:color="auto" w:fill="B7B7B7"/>
-        </w:rPr>
-        <w:t>5 Mini) at [8/22/2025]</w:t>
+          <w:rFonts w:ascii="Arial" w:eastAsia="Arial" w:hAnsi="Arial" w:cs="Arial"/>
+          <w:color w:val="000000"/>
+          <w:sz w:val="18"/>
+          <w:highlight w:val="lightGray"/>
+        </w:rPr>
+        <w:t xml:space="preserve">5 Mini)] </w:t>
+      </w:r>
+      <w:r>
+        <w:rPr>
+          <w:rFonts w:ascii="Arial" w:eastAsia="Arial" w:hAnsi="Arial" w:cs="Arial"/>
+          <w:b/>
+          <w:color w:val="000000"/>
+          <w:sz w:val="18"/>
+          <w:highlight w:val="lightGray"/>
+        </w:rPr>
+        <w:t>on</w:t>
+      </w:r>
+      <w:r>
+        <w:rPr>
+          <w:rFonts w:ascii="Arial" w:eastAsia="Arial" w:hAnsi="Arial"/>
+          <w:sz w:val="18"/>
+          <w:highlight w:val="lightGray"/>
+        </w:rPr>
+        <w:t xml:space="preserve"> [8/22/2025]</w:t>
       </w:r>
     </w:p>
     <w:p>
@@ -982,7 +1119,7 @@
           <w:ilvl w:val="0"/>
           <w:numId w:val="7"/>
         </w:numPr>
-        <w:spacing w:before="240"/>
+        <w:spacing w:before="240" w:after="0" w:line="276" w:lineRule="auto"/>
       </w:pPr>
       <w:r>
         <w:rPr>
@@ -1010,13 +1147,13 @@
           <w:ilvl w:val="0"/>
           <w:numId w:val="7"/>
         </w:numPr>
-      </w:pPr>
-      <w:r>
-        <w:rPr>
-          <w:rFonts w:ascii="Roboto Mono" w:eastAsia="Roboto Mono" w:hAnsi="Roboto Mono" w:cs="Roboto Mono"/>
-          <w:b/>
-        </w:rPr>
-        <w:lastRenderedPageBreak/>
+        <w:spacing w:after="0" w:line="276" w:lineRule="auto"/>
+      </w:pPr>
+      <w:r>
+        <w:rPr>
+          <w:rFonts w:ascii="Roboto Mono" w:eastAsia="Roboto Mono" w:hAnsi="Roboto Mono" w:cs="Roboto Mono"/>
+          <w:b/>
+        </w:rPr>
         <w:t>Operational (Production) Acceptance Testing (OAT)</w:t>
       </w:r>
       <w:r>
@@ -1038,6 +1175,7 @@
           <w:ilvl w:val="0"/>
           <w:numId w:val="7"/>
         </w:numPr>
+        <w:spacing w:after="0" w:line="276" w:lineRule="auto"/>
       </w:pPr>
       <w:r>
         <w:rPr>
@@ -1065,6 +1203,7 @@
           <w:ilvl w:val="0"/>
           <w:numId w:val="7"/>
         </w:numPr>
+        <w:spacing w:after="0" w:line="276" w:lineRule="auto"/>
       </w:pPr>
       <w:r>
         <w:rPr>
@@ -1092,7 +1231,7 @@
           <w:ilvl w:val="0"/>
           <w:numId w:val="7"/>
         </w:numPr>
-        <w:spacing w:after="240"/>
+        <w:spacing w:after="240" w:line="276" w:lineRule="auto"/>
       </w:pPr>
       <w:r>
         <w:rPr>
@@ -1113,7 +1252,7 @@
     </w:p>
     <w:p>
       <w:r>
-        <w:pict w14:anchorId="42C2EA0B">
+        <w:pict w14:anchorId="5550EE6E">
           <v:rect id="_x0000_i1029" style="width:0;height:1.5pt" o:hralign="center" o:hrstd="t" o:hr="t" fillcolor="#a0a0a0" stroked="f"/>
         </w:pict>
       </w:r>
@@ -1137,51 +1276,77 @@
       </w:pPr>
       <w:r>
         <w:rPr>
-          <w:b/>
-          <w:shd w:val="clear" w:color="auto" w:fill="B7B7B7"/>
-        </w:rPr>
-        <w:t># Source</w:t>
-      </w:r>
-      <w:r>
-        <w:rPr>
-          <w:shd w:val="clear" w:color="auto" w:fill="B7B7B7"/>
-        </w:rPr>
-        <w:t xml:space="preserve">: </w:t>
-      </w:r>
-      <w:r>
-        <w:rPr>
-          <w:b/>
-          <w:shd w:val="clear" w:color="auto" w:fill="B7B7B7"/>
-        </w:rPr>
-        <w:t xml:space="preserve">Chatgpt </w:t>
-      </w:r>
-      <w:r>
-        <w:rPr>
-          <w:b/>
-          <w:sz w:val="14"/>
-          <w:szCs w:val="14"/>
-          <w:shd w:val="clear" w:color="auto" w:fill="B7B7B7"/>
-        </w:rPr>
-        <w:t>(GPT</w:t>
-      </w:r>
-      <w:r>
-        <w:rPr>
-          <w:rFonts w:ascii="Cambria Math" w:hAnsi="Cambria Math" w:cs="Cambria Math"/>
-          <w:b/>
-          <w:sz w:val="14"/>
-          <w:szCs w:val="14"/>
-          <w:shd w:val="clear" w:color="auto" w:fill="B7B7B7"/>
+          <w:rFonts w:ascii="Arial" w:eastAsia="Arial" w:hAnsi="Arial" w:cs="Arial"/>
+          <w:b/>
+          <w:color w:val="000000"/>
+          <w:sz w:val="18"/>
+          <w:highlight w:val="lightGray"/>
+        </w:rPr>
+        <w:t># Source: AI Source: Provided by: [Data Path</w:t>
+      </w:r>
+      <w:r>
+        <w:rPr>
+          <w:rFonts w:ascii="Arial" w:eastAsia="Arial" w:hAnsi="Arial" w:cs="Arial"/>
+          <w:color w:val="000000"/>
+          <w:sz w:val="18"/>
+          <w:highlight w:val="lightGray"/>
+        </w:rPr>
+        <w:t xml:space="preserve">: Persons Table -&gt; ID Column: 1, Name_En Column: Motasem Essam] -&gt; </w:t>
+      </w:r>
+      <w:r>
+        <w:rPr>
+          <w:rFonts w:ascii="Arial" w:eastAsia="Arial" w:hAnsi="Arial" w:cs="Arial"/>
+          <w:b/>
+          <w:color w:val="000000"/>
+          <w:sz w:val="18"/>
+          <w:highlight w:val="lightGray"/>
+        </w:rPr>
+        <w:t>From:</w:t>
+      </w:r>
+      <w:r>
+        <w:rPr>
+          <w:rFonts w:ascii="Arial" w:eastAsia="Arial" w:hAnsi="Arial" w:cs="Arial"/>
+          <w:color w:val="000000"/>
+          <w:sz w:val="18"/>
+          <w:highlight w:val="lightGray"/>
+        </w:rPr>
+        <w:t xml:space="preserve"> [Chatgpt (GPT</w:t>
+      </w:r>
+      <w:r>
+        <w:rPr>
+          <w:rFonts w:ascii="Arial" w:eastAsia="Arial" w:hAnsi="Arial" w:cs="Cambria Math"/>
+          <w:color w:val="000000"/>
+          <w:sz w:val="18"/>
+          <w:highlight w:val="lightGray"/>
         </w:rPr>
         <w:t>‑</w:t>
       </w:r>
       <w:r>
         <w:rPr>
-          <w:b/>
-          <w:sz w:val="14"/>
-          <w:szCs w:val="14"/>
-          <w:shd w:val="clear" w:color="auto" w:fill="B7B7B7"/>
-        </w:rPr>
-        <w:t>5 Mini) at [8/22/2025]</w:t>
+          <w:rFonts w:ascii="Arial" w:eastAsia="Arial" w:hAnsi="Arial" w:cs="Arial"/>
+          <w:color w:val="000000"/>
+          <w:sz w:val="18"/>
+          <w:highlight w:val="lightGray"/>
+        </w:rPr>
+        <w:t xml:space="preserve">5 Mini)] </w:t>
+      </w:r>
+      <w:r>
+        <w:rPr>
+          <w:rFonts w:ascii="Arial" w:eastAsia="Arial" w:hAnsi="Arial" w:cs="Arial"/>
+          <w:b/>
+          <w:color w:val="000000"/>
+          <w:sz w:val="18"/>
+          <w:highlight w:val="lightGray"/>
+        </w:rPr>
+        <w:t>on</w:t>
+      </w:r>
+      <w:r>
+        <w:rPr>
+          <w:rFonts w:ascii="Arial" w:eastAsia="Arial" w:hAnsi="Arial"/>
+          <w:sz w:val="18"/>
+          <w:highlight w:val="lightGray"/>
+        </w:rPr>
+        <w:t xml:space="preserve"> [8/22/2025]</w:t>
       </w:r>
     </w:p>
     <w:p>
@@ -1190,7 +1355,7 @@
           <w:ilvl w:val="0"/>
           <w:numId w:val="6"/>
         </w:numPr>
-        <w:spacing w:before="240"/>
+        <w:spacing w:before="240" w:after="0" w:line="276" w:lineRule="auto"/>
       </w:pPr>
       <w:r>
         <w:rPr>
@@ -1224,6 +1389,7 @@
           <w:ilvl w:val="0"/>
           <w:numId w:val="6"/>
         </w:numPr>
+        <w:spacing w:after="0" w:line="276" w:lineRule="auto"/>
       </w:pPr>
       <w:r>
         <w:rPr>
@@ -1257,7 +1423,7 @@
           <w:ilvl w:val="0"/>
           <w:numId w:val="6"/>
         </w:numPr>
-        <w:spacing w:after="240"/>
+        <w:spacing w:after="240" w:line="276" w:lineRule="auto"/>
       </w:pPr>
       <w:r>
         <w:rPr>
@@ -1287,7 +1453,7 @@
     </w:p>
     <w:p>
       <w:r>
-        <w:pict w14:anchorId="4A99904C">
+        <w:pict w14:anchorId="1CD7E05F">
           <v:rect id="_x0000_i1030" style="width:0;height:1.5pt" o:hralign="center" o:hrstd="t" o:hr="t" fillcolor="#a0a0a0" stroked="f"/>
         </w:pict>
       </w:r>
@@ -1311,51 +1477,77 @@
       </w:pPr>
       <w:r>
         <w:rPr>
-          <w:b/>
-          <w:shd w:val="clear" w:color="auto" w:fill="B7B7B7"/>
-        </w:rPr>
-        <w:t># Source</w:t>
-      </w:r>
-      <w:r>
-        <w:rPr>
-          <w:shd w:val="clear" w:color="auto" w:fill="B7B7B7"/>
-        </w:rPr>
-        <w:t xml:space="preserve">: </w:t>
-      </w:r>
-      <w:r>
-        <w:rPr>
-          <w:b/>
-          <w:shd w:val="clear" w:color="auto" w:fill="B7B7B7"/>
-        </w:rPr>
-        <w:t xml:space="preserve">Chatgpt </w:t>
-      </w:r>
-      <w:r>
-        <w:rPr>
-          <w:b/>
-          <w:sz w:val="14"/>
-          <w:szCs w:val="14"/>
-          <w:shd w:val="clear" w:color="auto" w:fill="B7B7B7"/>
-        </w:rPr>
-        <w:t>(GPT</w:t>
-      </w:r>
-      <w:r>
-        <w:rPr>
-          <w:rFonts w:ascii="Cambria Math" w:hAnsi="Cambria Math" w:cs="Cambria Math"/>
-          <w:b/>
-          <w:sz w:val="14"/>
-          <w:szCs w:val="14"/>
-          <w:shd w:val="clear" w:color="auto" w:fill="B7B7B7"/>
+          <w:rFonts w:ascii="Arial" w:eastAsia="Arial" w:hAnsi="Arial" w:cs="Arial"/>
+          <w:b/>
+          <w:color w:val="000000"/>
+          <w:sz w:val="18"/>
+          <w:highlight w:val="lightGray"/>
+        </w:rPr>
+        <w:t># Source: AI Source: Provided by: [Data Path</w:t>
+      </w:r>
+      <w:r>
+        <w:rPr>
+          <w:rFonts w:ascii="Arial" w:eastAsia="Arial" w:hAnsi="Arial" w:cs="Arial"/>
+          <w:color w:val="000000"/>
+          <w:sz w:val="18"/>
+          <w:highlight w:val="lightGray"/>
+        </w:rPr>
+        <w:t xml:space="preserve">: Persons Table -&gt; ID Column: 1, Name_En Column: Motasem Essam] -&gt; </w:t>
+      </w:r>
+      <w:r>
+        <w:rPr>
+          <w:rFonts w:ascii="Arial" w:eastAsia="Arial" w:hAnsi="Arial" w:cs="Arial"/>
+          <w:b/>
+          <w:color w:val="000000"/>
+          <w:sz w:val="18"/>
+          <w:highlight w:val="lightGray"/>
+        </w:rPr>
+        <w:t>From:</w:t>
+      </w:r>
+      <w:r>
+        <w:rPr>
+          <w:rFonts w:ascii="Arial" w:eastAsia="Arial" w:hAnsi="Arial" w:cs="Arial"/>
+          <w:color w:val="000000"/>
+          <w:sz w:val="18"/>
+          <w:highlight w:val="lightGray"/>
+        </w:rPr>
+        <w:t xml:space="preserve"> [Chatgpt (GPT</w:t>
+      </w:r>
+      <w:r>
+        <w:rPr>
+          <w:rFonts w:ascii="Arial" w:eastAsia="Arial" w:hAnsi="Arial" w:cs="Cambria Math"/>
+          <w:color w:val="000000"/>
+          <w:sz w:val="18"/>
+          <w:highlight w:val="lightGray"/>
         </w:rPr>
         <w:t>‑</w:t>
       </w:r>
       <w:r>
         <w:rPr>
-          <w:b/>
-          <w:sz w:val="14"/>
-          <w:szCs w:val="14"/>
-          <w:shd w:val="clear" w:color="auto" w:fill="B7B7B7"/>
-        </w:rPr>
-        <w:t>5 Mini) at [8/22/2025]</w:t>
+          <w:rFonts w:ascii="Arial" w:eastAsia="Arial" w:hAnsi="Arial" w:cs="Arial"/>
+          <w:color w:val="000000"/>
+          <w:sz w:val="18"/>
+          <w:highlight w:val="lightGray"/>
+        </w:rPr>
+        <w:t xml:space="preserve">5 Mini)] </w:t>
+      </w:r>
+      <w:r>
+        <w:rPr>
+          <w:rFonts w:ascii="Arial" w:eastAsia="Arial" w:hAnsi="Arial" w:cs="Arial"/>
+          <w:b/>
+          <w:color w:val="000000"/>
+          <w:sz w:val="18"/>
+          <w:highlight w:val="lightGray"/>
+        </w:rPr>
+        <w:t>on</w:t>
+      </w:r>
+      <w:r>
+        <w:rPr>
+          <w:rFonts w:ascii="Arial" w:eastAsia="Arial" w:hAnsi="Arial"/>
+          <w:sz w:val="18"/>
+          <w:highlight w:val="lightGray"/>
+        </w:rPr>
+        <w:t xml:space="preserve"> [8/22/2025]</w:t>
       </w:r>
     </w:p>
     <w:p>
@@ -1364,7 +1556,7 @@
           <w:ilvl w:val="0"/>
           <w:numId w:val="1"/>
         </w:numPr>
-        <w:spacing w:before="240"/>
+        <w:spacing w:before="240" w:after="0" w:line="276" w:lineRule="auto"/>
       </w:pPr>
       <w:r>
         <w:rPr>
@@ -1398,6 +1590,7 @@
           <w:ilvl w:val="0"/>
           <w:numId w:val="1"/>
         </w:numPr>
+        <w:spacing w:after="0" w:line="276" w:lineRule="auto"/>
       </w:pPr>
       <w:r>
         <w:rPr>
@@ -1431,7 +1624,7 @@
           <w:ilvl w:val="0"/>
           <w:numId w:val="1"/>
         </w:numPr>
-        <w:spacing w:after="240"/>
+        <w:spacing w:after="240" w:line="276" w:lineRule="auto"/>
       </w:pPr>
       <w:r>
         <w:rPr>
@@ -1461,7 +1654,7 @@
     </w:p>
     <w:p>
       <w:r>
-        <w:pict w14:anchorId="00418775">
+        <w:pict w14:anchorId="20C7559C">
           <v:rect id="_x0000_i1031" style="width:0;height:1.5pt" o:hralign="center" o:hrstd="t" o:hr="t" fillcolor="#a0a0a0" stroked="f"/>
         </w:pict>
       </w:r>
@@ -1505,31 +1698,24 @@
           <w:rFonts w:ascii="Roboto Mono" w:eastAsia="Roboto Mono" w:hAnsi="Roboto Mono" w:cs="Roboto Mono"/>
           <w:b/>
         </w:rPr>
-        <w:t xml:space="preserve">Acceptance Testing = Final testing level where the customer/end-user </w:t>
-      </w:r>
-      <w:r>
-        <w:rPr>
-          <w:rFonts w:ascii="Roboto Mono" w:eastAsia="Roboto Mono" w:hAnsi="Roboto Mono" w:cs="Roboto Mono"/>
-          <w:b/>
-        </w:rPr>
-        <w:lastRenderedPageBreak/>
-        <w:t>validates that the system meets requirements and is ready for release into production.</w:t>
-      </w:r>
-    </w:p>
-    <w:p>
-      <w:r>
-        <w:pict w14:anchorId="6CF650CB">
+        <w:t>Acceptance Testing = Final testing level where the customer/end-user validates that the system meets requirements and is ready for release into production.</w:t>
+      </w:r>
+    </w:p>
+    <w:p>
+      <w:r>
+        <w:pict w14:anchorId="1A2C04E3">
           <v:rect id="_x0000_i1032" style="width:0;height:1.5pt" o:hralign="center" o:hrstd="t" o:hr="t" fillcolor="#a0a0a0" stroked="f"/>
         </w:pict>
       </w:r>
     </w:p>
+    <w:p/>
     <w:p/>
     <w:p/>
     <w:sectPr>
       <w:pgSz w:w="12240" w:h="15840"/>
       <w:pgMar w:top="1440" w:right="1440" w:bottom="1440" w:left="1440" w:header="720" w:footer="720" w:gutter="0"/>
-      <w:pgNumType w:start="1"/>
       <w:cols w:space="720"/>
+      <w:docGrid w:linePitch="360"/>
     </w:sectPr>
   </w:body>
 </w:document>
@@ -2752,18 +2938,6 @@
   <w:style w:type="paragraph" w:default="1" w:styleId="Normal">
     <w:name w:val="Normal"/>
     <w:qFormat/>
-    <w:rsid w:val="00E10C93"/>
-    <w:pPr>
-      <w:spacing w:after="0" w:line="276" w:lineRule="auto"/>
-    </w:pPr>
-    <w:rPr>
-      <w:rFonts w:ascii="Arial" w:eastAsia="Arial" w:hAnsi="Arial" w:cs="Arial"/>
-      <w:kern w:val="0"/>
-      <w:sz w:val="22"/>
-      <w:szCs w:val="22"/>
-      <w:lang w:val="en"/>
-      <w14:ligatures w14:val="none"/>
-    </w:rPr>
   </w:style>
   <w:style w:type="paragraph" w:styleId="Heading1">
     <w:name w:val="heading 1"/>
@@ -2772,7 +2946,7 @@
     <w:link w:val="Heading1Char"/>
     <w:uiPriority w:val="9"/>
     <w:qFormat/>
-    <w:rsid w:val="006A73F2"/>
+    <w:rsid w:val="00E20D03"/>
     <w:pPr>
       <w:keepNext/>
       <w:keepLines/>
@@ -2794,7 +2968,7 @@
     <w:uiPriority w:val="9"/>
     <w:unhideWhenUsed/>
     <w:qFormat/>
-    <w:rsid w:val="006A73F2"/>
+    <w:rsid w:val="00E20D03"/>
     <w:pPr>
       <w:keepNext/>
       <w:keepLines/>
@@ -2817,7 +2991,7 @@
     <w:semiHidden/>
     <w:unhideWhenUsed/>
     <w:qFormat/>
-    <w:rsid w:val="006A73F2"/>
+    <w:rsid w:val="00E20D03"/>
     <w:pPr>
       <w:keepNext/>
       <w:keepLines/>
@@ -2840,7 +3014,7 @@
     <w:semiHidden/>
     <w:unhideWhenUsed/>
     <w:qFormat/>
-    <w:rsid w:val="006A73F2"/>
+    <w:rsid w:val="00E20D03"/>
     <w:pPr>
       <w:keepNext/>
       <w:keepLines/>
@@ -2863,7 +3037,7 @@
     <w:semiHidden/>
     <w:unhideWhenUsed/>
     <w:qFormat/>
-    <w:rsid w:val="006A73F2"/>
+    <w:rsid w:val="00E20D03"/>
     <w:pPr>
       <w:keepNext/>
       <w:keepLines/>
@@ -2884,11 +3058,11 @@
     <w:semiHidden/>
     <w:unhideWhenUsed/>
     <w:qFormat/>
-    <w:rsid w:val="006A73F2"/>
+    <w:rsid w:val="00E20D03"/>
     <w:pPr>
       <w:keepNext/>
       <w:keepLines/>
-      <w:spacing w:before="40"/>
+      <w:spacing w:before="40" w:after="0"/>
       <w:outlineLvl w:val="5"/>
     </w:pPr>
     <w:rPr>
@@ -2907,11 +3081,11 @@
     <w:semiHidden/>
     <w:unhideWhenUsed/>
     <w:qFormat/>
-    <w:rsid w:val="006A73F2"/>
+    <w:rsid w:val="00E20D03"/>
     <w:pPr>
       <w:keepNext/>
       <w:keepLines/>
-      <w:spacing w:before="40"/>
+      <w:spacing w:before="40" w:after="0"/>
       <w:outlineLvl w:val="6"/>
     </w:pPr>
     <w:rPr>
@@ -2928,10 +3102,11 @@
     <w:semiHidden/>
     <w:unhideWhenUsed/>
     <w:qFormat/>
-    <w:rsid w:val="006A73F2"/>
+    <w:rsid w:val="00E20D03"/>
     <w:pPr>
       <w:keepNext/>
       <w:keepLines/>
+      <w:spacing w:after="0"/>
       <w:outlineLvl w:val="7"/>
     </w:pPr>
     <w:rPr>
@@ -2950,10 +3125,11 @@
     <w:semiHidden/>
     <w:unhideWhenUsed/>
     <w:qFormat/>
-    <w:rsid w:val="006A73F2"/>
+    <w:rsid w:val="00E20D03"/>
     <w:pPr>
       <w:keepNext/>
       <w:keepLines/>
+      <w:spacing w:after="0"/>
       <w:outlineLvl w:val="8"/>
     </w:pPr>
     <w:rPr>
@@ -2993,7 +3169,7 @@
     <w:basedOn w:val="DefaultParagraphFont"/>
     <w:link w:val="Heading1"/>
     <w:uiPriority w:val="9"/>
-    <w:rsid w:val="006A73F2"/>
+    <w:rsid w:val="00E20D03"/>
     <w:rPr>
       <w:rFonts w:asciiTheme="majorHAnsi" w:eastAsiaTheme="majorEastAsia" w:hAnsiTheme="majorHAnsi" w:cstheme="majorBidi"/>
       <w:color w:val="2F5496" w:themeColor="accent1" w:themeShade="BF"/>
@@ -3006,7 +3182,7 @@
     <w:basedOn w:val="DefaultParagraphFont"/>
     <w:link w:val="Heading2"/>
     <w:uiPriority w:val="9"/>
-    <w:rsid w:val="006A73F2"/>
+    <w:rsid w:val="00E20D03"/>
     <w:rPr>
       <w:rFonts w:asciiTheme="majorHAnsi" w:eastAsiaTheme="majorEastAsia" w:hAnsiTheme="majorHAnsi" w:cstheme="majorBidi"/>
       <w:color w:val="2F5496" w:themeColor="accent1" w:themeShade="BF"/>
@@ -3020,7 +3196,7 @@
     <w:link w:val="Heading3"/>
     <w:uiPriority w:val="9"/>
     <w:semiHidden/>
-    <w:rsid w:val="006A73F2"/>
+    <w:rsid w:val="00E20D03"/>
     <w:rPr>
       <w:rFonts w:eastAsiaTheme="majorEastAsia" w:cstheme="majorBidi"/>
       <w:color w:val="2F5496" w:themeColor="accent1" w:themeShade="BF"/>
@@ -3034,7 +3210,7 @@
     <w:link w:val="Heading4"/>
     <w:uiPriority w:val="9"/>
     <w:semiHidden/>
-    <w:rsid w:val="006A73F2"/>
+    <w:rsid w:val="00E20D03"/>
     <w:rPr>
       <w:rFonts w:eastAsiaTheme="majorEastAsia" w:cstheme="majorBidi"/>
       <w:i/>
@@ -3048,7 +3224,7 @@
     <w:link w:val="Heading5"/>
     <w:uiPriority w:val="9"/>
     <w:semiHidden/>
-    <w:rsid w:val="006A73F2"/>
+    <w:rsid w:val="00E20D03"/>
     <w:rPr>
       <w:rFonts w:eastAsiaTheme="majorEastAsia" w:cstheme="majorBidi"/>
       <w:color w:val="2F5496" w:themeColor="accent1" w:themeShade="BF"/>
@@ -3060,7 +3236,7 @@
     <w:link w:val="Heading6"/>
     <w:uiPriority w:val="9"/>
     <w:semiHidden/>
-    <w:rsid w:val="006A73F2"/>
+    <w:rsid w:val="00E20D03"/>
     <w:rPr>
       <w:rFonts w:eastAsiaTheme="majorEastAsia" w:cstheme="majorBidi"/>
       <w:i/>
@@ -3074,7 +3250,7 @@
     <w:link w:val="Heading7"/>
     <w:uiPriority w:val="9"/>
     <w:semiHidden/>
-    <w:rsid w:val="006A73F2"/>
+    <w:rsid w:val="00E20D03"/>
     <w:rPr>
       <w:rFonts w:eastAsiaTheme="majorEastAsia" w:cstheme="majorBidi"/>
       <w:color w:val="595959" w:themeColor="text1" w:themeTint="A6"/>
@@ -3086,7 +3262,7 @@
     <w:link w:val="Heading8"/>
     <w:uiPriority w:val="9"/>
     <w:semiHidden/>
-    <w:rsid w:val="006A73F2"/>
+    <w:rsid w:val="00E20D03"/>
     <w:rPr>
       <w:rFonts w:eastAsiaTheme="majorEastAsia" w:cstheme="majorBidi"/>
       <w:i/>
@@ -3100,7 +3276,7 @@
     <w:link w:val="Heading9"/>
     <w:uiPriority w:val="9"/>
     <w:semiHidden/>
-    <w:rsid w:val="006A73F2"/>
+    <w:rsid w:val="00E20D03"/>
     <w:rPr>
       <w:rFonts w:eastAsiaTheme="majorEastAsia" w:cstheme="majorBidi"/>
       <w:color w:val="272727" w:themeColor="text1" w:themeTint="D8"/>
@@ -3113,7 +3289,7 @@
     <w:link w:val="TitleChar"/>
     <w:uiPriority w:val="10"/>
     <w:qFormat/>
-    <w:rsid w:val="006A73F2"/>
+    <w:rsid w:val="00E20D03"/>
     <w:pPr>
       <w:spacing w:after="80" w:line="240" w:lineRule="auto"/>
       <w:contextualSpacing/>
@@ -3131,7 +3307,7 @@
     <w:basedOn w:val="DefaultParagraphFont"/>
     <w:link w:val="Title"/>
     <w:uiPriority w:val="10"/>
-    <w:rsid w:val="006A73F2"/>
+    <w:rsid w:val="00E20D03"/>
     <w:rPr>
       <w:rFonts w:asciiTheme="majorHAnsi" w:eastAsiaTheme="majorEastAsia" w:hAnsiTheme="majorHAnsi" w:cstheme="majorBidi"/>
       <w:spacing w:val="-10"/>
@@ -3147,7 +3323,7 @@
     <w:link w:val="SubtitleChar"/>
     <w:uiPriority w:val="11"/>
     <w:qFormat/>
-    <w:rsid w:val="006A73F2"/>
+    <w:rsid w:val="00E20D03"/>
     <w:pPr>
       <w:numPr>
         <w:ilvl w:val="1"/>
@@ -3166,7 +3342,7 @@
     <w:basedOn w:val="DefaultParagraphFont"/>
     <w:link w:val="Subtitle"/>
     <w:uiPriority w:val="11"/>
-    <w:rsid w:val="006A73F2"/>
+    <w:rsid w:val="00E20D03"/>
     <w:rPr>
       <w:rFonts w:eastAsiaTheme="majorEastAsia" w:cstheme="majorBidi"/>
       <w:color w:val="595959" w:themeColor="text1" w:themeTint="A6"/>
@@ -3182,7 +3358,7 @@
     <w:link w:val="QuoteChar"/>
     <w:uiPriority w:val="29"/>
     <w:qFormat/>
-    <w:rsid w:val="006A73F2"/>
+    <w:rsid w:val="00E20D03"/>
     <w:pPr>
       <w:spacing w:before="160"/>
       <w:jc w:val="center"/>
@@ -3198,7 +3374,7 @@
     <w:basedOn w:val="DefaultParagraphFont"/>
     <w:link w:val="Quote"/>
     <w:uiPriority w:val="29"/>
-    <w:rsid w:val="006A73F2"/>
+    <w:rsid w:val="00E20D03"/>
     <w:rPr>
       <w:i/>
       <w:iCs/>
@@ -3210,7 +3386,7 @@
     <w:basedOn w:val="Normal"/>
     <w:uiPriority w:val="34"/>
     <w:qFormat/>
-    <w:rsid w:val="006A73F2"/>
+    <w:rsid w:val="00E20D03"/>
     <w:pPr>
       <w:ind w:left="720"/>
       <w:contextualSpacing/>
@@ -3221,7 +3397,7 @@
     <w:basedOn w:val="DefaultParagraphFont"/>
     <w:uiPriority w:val="21"/>
     <w:qFormat/>
-    <w:rsid w:val="006A73F2"/>
+    <w:rsid w:val="00E20D03"/>
     <w:rPr>
       <w:i/>
       <w:iCs/>
@@ -3235,7 +3411,7 @@
     <w:link w:val="IntenseQuoteChar"/>
     <w:uiPriority w:val="30"/>
     <w:qFormat/>
-    <w:rsid w:val="006A73F2"/>
+    <w:rsid w:val="00E20D03"/>
     <w:pPr>
       <w:pBdr>
         <w:top w:val="single" w:sz="4" w:space="10" w:color="2F5496" w:themeColor="accent1" w:themeShade="BF"/>
@@ -3256,7 +3432,7 @@
     <w:basedOn w:val="DefaultParagraphFont"/>
     <w:link w:val="IntenseQuote"/>
     <w:uiPriority w:val="30"/>
-    <w:rsid w:val="006A73F2"/>
+    <w:rsid w:val="00E20D03"/>
     <w:rPr>
       <w:i/>
       <w:iCs/>
@@ -3268,7 +3444,7 @@
     <w:basedOn w:val="DefaultParagraphFont"/>
     <w:uiPriority w:val="32"/>
     <w:qFormat/>
-    <w:rsid w:val="006A73F2"/>
+    <w:rsid w:val="00E20D03"/>
     <w:rPr>
       <w:b/>
       <w:bCs/>
